--- a/jurimetria/docs/plano_curso.docx
+++ b/jurimetria/docs/plano_curso.docx
@@ -330,7 +330,7 @@
                 <w:szCs w:val="20"/>
                 <w:rtl w:val="0"/>
               </w:rPr>
-              <w:t xml:space="preserve">Presencial</w:t>
+              <w:t xml:space="preserve">Online</w:t>
             </w:r>
             <w:r>
               <w:rPr>
@@ -2332,7 +2332,7 @@
                 <w:szCs w:val="20"/>
                 <w:rtl w:val="0"/>
               </w:rPr>
-              <w:t xml:space="preserve">Atividades individuais em sala (4 atividades, média aritmética)</w:t>
+              <w:t xml:space="preserve">Atividades individuais por aula (4 atividades, média aritmética)</w:t>
             </w:r>
             <w:r>
               <w:rPr>
@@ -2647,7 +2647,7 @@
           <w:szCs w:val="26"/>
           <w:rtl w:val="0"/>
         </w:rPr>
-        <w:t xml:space="preserve">Instrumento Avaliativo 1: Atividades Individuais em Sala (3,0 pontos)</w:t>
+        <w:t xml:space="preserve">Instrumento Avaliativo 1: Atividades Individuais por Aula (3,0 pontos)</w:t>
       </w:r>
       <w:r>
         <w:rPr>
@@ -2665,7 +2665,7 @@
         <w:rPr>
           <w:rtl w:val="0"/>
         </w:rPr>
-        <w:t xml:space="preserve">Ao longo da disciplina, será trabalhado o caso fictício X, Y &amp; Associados (XY&amp;A), um escritório que atua em ações de revisão e renovatória de aluguel para empresas, apresentado na Aula 1 e utilizado em todas as aulas como cenário prático. Ao final das Aulas 1, 2, 3 e 4, será proposta uma atividade individual com 2 a 3 perguntas objetivas relacionadas ao caso XY&amp;A e ao conteúdo da aula. Os alunos deverão responder e entregar a atividade até a aula seguinte, quando será corrigida e comentada pelo professor antes de iniciar o novo conteúdo. A nota deste instrumento é composta pela média aritmética simples das 4 entregas ao longo da disciplina. A Aula 5 não tem atividade para dar espaço à preparação final do trabalho em grupo.</w:t>
+        <w:t xml:space="preserve">Ao longo da disciplina, será trabalhado o caso fictício X, Y &amp; Associados (XY&amp;A), um escritório que atua em ações de revisão e renovatória de aluguel para empresas, apresentado na Aula 1 e utilizado em todas as aulas como cenário prático. Ao final das Aulas 1, 2, 3 e 4, será proposta uma atividade individual com 3 perguntas objetivas relacionadas ao caso XY&amp;A e ao conteúdo da aula. Os alunos deverão responder a todas as questões das 4 atividades e entregá-las em conjunto, junto com a apresentação do trabalho final na Aula 6. Por se tratar de aula online, as atividades em sala (quando houver) serão sempre dirigidas pelo professor: o enunciado é apresentado e a resolução é discutida nos slides seguintes. A nota deste instrumento é composta pela média aritmética simples das 4 atividades. A Aula 5 não tem atividade para dar espaço à preparação final do trabalho em grupo.</w:t>
       </w:r>
       <w:r>
         <w:rPr>
@@ -5231,7 +5231,7 @@
                 <w:szCs w:val="20"/>
                 <w:rtl w:val="0"/>
               </w:rPr>
-              <w:t xml:space="preserve">Atividade Prática 1 (entrega até a Aula 2): identificação de perguntas jurimétricas no caso XY&amp;A e esboço de 1 pergunta inicial para o trabalho final</w:t>
+              <w:t xml:space="preserve">Atividade Prática 1 (entrega junto com o trabalho final): identificação de perguntas jurimétricas no caso XY&amp;A e esboço de 1 pergunta inicial para o trabalho final</w:t>
             </w:r>
             <w:r>
               <w:rPr>
@@ -5570,7 +5570,7 @@
                 <w:szCs w:val="20"/>
                 <w:rtl w:val="0"/>
               </w:rPr>
-              <w:t xml:space="preserve">Correção comentada da Atividade 1</w:t>
+              <w:t xml:space="preserve">Introdução ao ciclo da ciência de dados aplicado ao Direito: visão geral das 6 etapas</w:t>
             </w:r>
             <w:r>
               <w:rPr>
@@ -5681,7 +5681,7 @@
                 <w:szCs w:val="20"/>
                 <w:rtl w:val="0"/>
               </w:rPr>
-              <w:t xml:space="preserve">Introdução ao ciclo da ciência de dados aplicado ao Direito: visão geral das 6 etapas</w:t>
+              <w:t xml:space="preserve">Por que pensar em ciclo importa: método reproduzível, rastreável e defensável</w:t>
             </w:r>
             <w:r>
               <w:rPr>
@@ -5792,7 +5792,7 @@
                 <w:szCs w:val="20"/>
                 <w:rtl w:val="0"/>
               </w:rPr>
-              <w:t xml:space="preserve">Por que pensar em ciclo importa: método reproduzível, rastreável e defensável</w:t>
+              <w:t xml:space="preserve">Etapa 1 — Transformar uma pergunta jurídica em uma pergunta investigável: critérios de "boa pergunta"</w:t>
             </w:r>
             <w:r>
               <w:rPr>
@@ -5838,117 +5838,6 @@
                 <w:rtl w:val="0"/>
               </w:rPr>
               <w:t xml:space="preserve">4</w:t>
-            </w:r>
-            <w:r>
-              <w:rPr>
-                <w:rtl w:val="0"/>
-              </w:rPr>
-            </w:r>
-          </w:p>
-        </w:tc>
-        <w:tc>
-          <w:tcPr>
-            <w:tcBorders>
-              <w:top w:color="bfbfbf" w:space="0" w:sz="4" w:val="single"/>
-              <w:left w:color="bfbfbf" w:space="0" w:sz="4" w:val="single"/>
-              <w:bottom w:color="bfbfbf" w:space="0" w:sz="4" w:val="single"/>
-              <w:right w:color="bfbfbf" w:space="0" w:sz="4" w:val="single"/>
-            </w:tcBorders>
-            <w:tcMar>
-              <w:top w:w="100.0" w:type="dxa"/>
-              <w:left w:w="140.0" w:type="dxa"/>
-              <w:bottom w:w="100.0" w:type="dxa"/>
-              <w:right w:w="140.0" w:type="dxa"/>
-            </w:tcMar>
-          </w:tcPr>
-          <w:p>
-            <w:pPr>
-              <w:jc w:val="left"/>
-              <w:rPr/>
-            </w:pPr>
-            <w:r>
-              <w:rPr>
-                <w:rtl w:val="0"/>
-              </w:rPr>
-            </w:r>
-          </w:p>
-        </w:tc>
-        <w:tc>
-          <w:tcPr>
-            <w:tcBorders>
-              <w:top w:color="bfbfbf" w:space="0" w:sz="4" w:val="single"/>
-              <w:left w:color="bfbfbf" w:space="0" w:sz="4" w:val="single"/>
-              <w:bottom w:color="bfbfbf" w:space="0" w:sz="4" w:val="single"/>
-              <w:right w:color="bfbfbf" w:space="0" w:sz="4" w:val="single"/>
-            </w:tcBorders>
-            <w:tcMar>
-              <w:top w:w="100.0" w:type="dxa"/>
-              <w:left w:w="140.0" w:type="dxa"/>
-              <w:bottom w:w="100.0" w:type="dxa"/>
-              <w:right w:w="140.0" w:type="dxa"/>
-            </w:tcMar>
-          </w:tcPr>
-          <w:p>
-            <w:pPr>
-              <w:jc w:val="left"/>
-              <w:rPr/>
-            </w:pPr>
-            <w:r>
-              <w:rPr>
-                <w:rFonts w:ascii="Arial" w:cs="Arial" w:eastAsia="Arial" w:hAnsi="Arial"/>
-                <w:b w:val="0"/>
-                <w:bCs w:val="0"/>
-                <w:color w:val="000000"/>
-                <w:sz w:val="20"/>
-                <w:szCs w:val="20"/>
-                <w:rtl w:val="0"/>
-              </w:rPr>
-              <w:t xml:space="preserve">Etapa 1 — Transformar uma pergunta jurídica em uma pergunta investigável: critérios de "boa pergunta"</w:t>
-            </w:r>
-            <w:r>
-              <w:rPr>
-                <w:rtl w:val="0"/>
-              </w:rPr>
-            </w:r>
-          </w:p>
-        </w:tc>
-      </w:tr>
-      <w:tr>
-        <w:trPr>
-          <w:cantSplit w:val="0"/>
-          <w:tblHeader w:val="0"/>
-        </w:trPr>
-        <w:tc>
-          <w:tcPr>
-            <w:tcBorders>
-              <w:top w:color="bfbfbf" w:space="0" w:sz="4" w:val="single"/>
-              <w:left w:color="bfbfbf" w:space="0" w:sz="4" w:val="single"/>
-              <w:bottom w:color="bfbfbf" w:space="0" w:sz="4" w:val="single"/>
-              <w:right w:color="bfbfbf" w:space="0" w:sz="4" w:val="single"/>
-            </w:tcBorders>
-            <w:tcMar>
-              <w:top w:w="100.0" w:type="dxa"/>
-              <w:left w:w="140.0" w:type="dxa"/>
-              <w:bottom w:w="100.0" w:type="dxa"/>
-              <w:right w:w="140.0" w:type="dxa"/>
-            </w:tcMar>
-          </w:tcPr>
-          <w:p>
-            <w:pPr>
-              <w:jc w:val="center"/>
-              <w:rPr/>
-            </w:pPr>
-            <w:r>
-              <w:rPr>
-                <w:rFonts w:ascii="Arial" w:cs="Arial" w:eastAsia="Arial" w:hAnsi="Arial"/>
-                <w:b w:val="0"/>
-                <w:bCs w:val="0"/>
-                <w:color w:val="000000"/>
-                <w:sz w:val="20"/>
-                <w:szCs w:val="20"/>
-                <w:rtl w:val="0"/>
-              </w:rPr>
-              <w:t xml:space="preserve">5</w:t>
             </w:r>
             <w:r>
               <w:rPr>
@@ -6067,7 +5956,7 @@
                 <w:szCs w:val="20"/>
                 <w:rtl w:val="0"/>
               </w:rPr>
-              <w:t xml:space="preserve">6</w:t>
+              <w:t xml:space="preserve">5</w:t>
             </w:r>
             <w:r>
               <w:rPr>
@@ -6178,7 +6067,7 @@
                 <w:szCs w:val="20"/>
                 <w:rtl w:val="0"/>
               </w:rPr>
-              <w:t xml:space="preserve">7</w:t>
+              <w:t xml:space="preserve">6</w:t>
             </w:r>
             <w:r>
               <w:rPr>
@@ -6289,7 +6178,7 @@
                 <w:szCs w:val="20"/>
                 <w:rtl w:val="0"/>
               </w:rPr>
-              <w:t xml:space="preserve">8</w:t>
+              <w:t xml:space="preserve">7</w:t>
             </w:r>
             <w:r>
               <w:rPr>
@@ -7777,7 +7666,7 @@
                 <w:szCs w:val="20"/>
                 <w:rtl w:val="0"/>
               </w:rPr>
-              <w:t xml:space="preserve">Atividade Prática 2 (entrega até a Aula 3): planejar as etapas 1 a 3 do ciclo para uma pergunta a ser explorada no trabalho final</w:t>
+              <w:t xml:space="preserve">Atividade Prática 2 (entrega junto com o trabalho final): planejar as etapas 1 a 3 do ciclo para uma pergunta a ser explorada no trabalho final</w:t>
             </w:r>
           </w:p>
         </w:tc>
@@ -8123,7 +8012,7 @@
                 <w:szCs w:val="20"/>
                 <w:rtl w:val="0"/>
               </w:rPr>
-              <w:t xml:space="preserve">Correção comentada da Atividade 2</w:t>
+              <w:t xml:space="preserve">Etapa 4 — Tratar e estruturar a base de dados analítica: limpeza, padronização, criação de variáveis</w:t>
             </w:r>
             <w:r>
               <w:rPr>
@@ -8234,7 +8123,7 @@
                 <w:szCs w:val="20"/>
                 <w:rtl w:val="0"/>
               </w:rPr>
-              <w:t xml:space="preserve">Etapa 4 — Tratar e estruturar a base de dados analítica: limpeza, padronização, criação de variáveis</w:t>
+              <w:t xml:space="preserve">Excel como ferramenta de tratamento: filtros, fórmulas básicas, tabelas dinâmicas</w:t>
             </w:r>
             <w:r>
               <w:rPr>
@@ -8345,7 +8234,7 @@
                 <w:szCs w:val="20"/>
                 <w:rtl w:val="0"/>
               </w:rPr>
-              <w:t xml:space="preserve">Excel como ferramenta de tratamento: filtros, fórmulas básicas, tabelas dinâmicas</w:t>
+              <w:t xml:space="preserve">Demonstração: tratando a base de locação (datas, valores, classificação de desfecho, tipo de ação)</w:t>
             </w:r>
             <w:r>
               <w:rPr>
@@ -8456,7 +8345,7 @@
                 <w:szCs w:val="20"/>
                 <w:rtl w:val="0"/>
               </w:rPr>
-              <w:t xml:space="preserve">Demonstração: tratando a base de locação (datas, valores, classificação de desfecho, tipo de ação)</w:t>
+              <w:t xml:space="preserve">Erros comuns e armadilhas no tratamento de dados jurídicos (formatos de data, valores monetários, texto inconsistente)</w:t>
             </w:r>
             <w:r>
               <w:rPr>
@@ -8567,7 +8456,7 @@
                 <w:szCs w:val="20"/>
                 <w:rtl w:val="0"/>
               </w:rPr>
-              <w:t xml:space="preserve">Erros comuns e armadilhas no tratamento de dados jurídicos (formatos de data, valores monetários, texto inconsistente)</w:t>
+              <w:t xml:space="preserve">Etapa 5 — Análise: estatística descritiva aplicada</w:t>
             </w:r>
             <w:r>
               <w:rPr>
@@ -8678,7 +8567,7 @@
                 <w:szCs w:val="20"/>
                 <w:rtl w:val="0"/>
               </w:rPr>
-              <w:t xml:space="preserve">Etapa 5 — Análise: estatística descritiva aplicada</w:t>
+              <w:t xml:space="preserve">Medidas de posição (média, mediana, moda, percentis) e de dispersão (desvio-padrão, quartis, amplitude)</w:t>
             </w:r>
             <w:r>
               <w:rPr>
@@ -8724,117 +8613,6 @@
                 <w:rtl w:val="0"/>
               </w:rPr>
               <w:t xml:space="preserve">7</w:t>
-            </w:r>
-            <w:r>
-              <w:rPr>
-                <w:rtl w:val="0"/>
-              </w:rPr>
-            </w:r>
-          </w:p>
-        </w:tc>
-        <w:tc>
-          <w:tcPr>
-            <w:tcBorders>
-              <w:top w:color="bfbfbf" w:space="0" w:sz="4" w:val="single"/>
-              <w:left w:color="bfbfbf" w:space="0" w:sz="4" w:val="single"/>
-              <w:bottom w:color="bfbfbf" w:space="0" w:sz="4" w:val="single"/>
-              <w:right w:color="bfbfbf" w:space="0" w:sz="4" w:val="single"/>
-            </w:tcBorders>
-            <w:tcMar>
-              <w:top w:w="100.0" w:type="dxa"/>
-              <w:left w:w="140.0" w:type="dxa"/>
-              <w:bottom w:w="100.0" w:type="dxa"/>
-              <w:right w:w="140.0" w:type="dxa"/>
-            </w:tcMar>
-          </w:tcPr>
-          <w:p>
-            <w:pPr>
-              <w:jc w:val="left"/>
-              <w:rPr/>
-            </w:pPr>
-            <w:r>
-              <w:rPr>
-                <w:rtl w:val="0"/>
-              </w:rPr>
-            </w:r>
-          </w:p>
-        </w:tc>
-        <w:tc>
-          <w:tcPr>
-            <w:tcBorders>
-              <w:top w:color="bfbfbf" w:space="0" w:sz="4" w:val="single"/>
-              <w:left w:color="bfbfbf" w:space="0" w:sz="4" w:val="single"/>
-              <w:bottom w:color="bfbfbf" w:space="0" w:sz="4" w:val="single"/>
-              <w:right w:color="bfbfbf" w:space="0" w:sz="4" w:val="single"/>
-            </w:tcBorders>
-            <w:tcMar>
-              <w:top w:w="100.0" w:type="dxa"/>
-              <w:left w:w="140.0" w:type="dxa"/>
-              <w:bottom w:w="100.0" w:type="dxa"/>
-              <w:right w:w="140.0" w:type="dxa"/>
-            </w:tcMar>
-          </w:tcPr>
-          <w:p>
-            <w:pPr>
-              <w:jc w:val="left"/>
-              <w:rPr/>
-            </w:pPr>
-            <w:r>
-              <w:rPr>
-                <w:rFonts w:ascii="Arial" w:cs="Arial" w:eastAsia="Arial" w:hAnsi="Arial"/>
-                <w:b w:val="0"/>
-                <w:bCs w:val="0"/>
-                <w:color w:val="000000"/>
-                <w:sz w:val="20"/>
-                <w:szCs w:val="20"/>
-                <w:rtl w:val="0"/>
-              </w:rPr>
-              <w:t xml:space="preserve">Medidas de posição (média, mediana, moda, percentis) e de dispersão (desvio-padrão, quartis, amplitude)</w:t>
-            </w:r>
-            <w:r>
-              <w:rPr>
-                <w:rtl w:val="0"/>
-              </w:rPr>
-            </w:r>
-          </w:p>
-        </w:tc>
-      </w:tr>
-      <w:tr>
-        <w:trPr>
-          <w:cantSplit w:val="0"/>
-          <w:tblHeader w:val="0"/>
-        </w:trPr>
-        <w:tc>
-          <w:tcPr>
-            <w:tcBorders>
-              <w:top w:color="bfbfbf" w:space="0" w:sz="4" w:val="single"/>
-              <w:left w:color="bfbfbf" w:space="0" w:sz="4" w:val="single"/>
-              <w:bottom w:color="bfbfbf" w:space="0" w:sz="4" w:val="single"/>
-              <w:right w:color="bfbfbf" w:space="0" w:sz="4" w:val="single"/>
-            </w:tcBorders>
-            <w:tcMar>
-              <w:top w:w="100.0" w:type="dxa"/>
-              <w:left w:w="140.0" w:type="dxa"/>
-              <w:bottom w:w="100.0" w:type="dxa"/>
-              <w:right w:w="140.0" w:type="dxa"/>
-            </w:tcMar>
-          </w:tcPr>
-          <w:p>
-            <w:pPr>
-              <w:jc w:val="center"/>
-              <w:rPr/>
-            </w:pPr>
-            <w:r>
-              <w:rPr>
-                <w:rFonts w:ascii="Arial" w:cs="Arial" w:eastAsia="Arial" w:hAnsi="Arial"/>
-                <w:b w:val="0"/>
-                <w:bCs w:val="0"/>
-                <w:color w:val="000000"/>
-                <w:sz w:val="20"/>
-                <w:szCs w:val="20"/>
-                <w:rtl w:val="0"/>
-              </w:rPr>
-              <w:t xml:space="preserve">8</w:t>
             </w:r>
             <w:r>
               <w:rPr>
@@ -10026,7 +9804,7 @@
                 <w:szCs w:val="20"/>
                 <w:rtl w:val="0"/>
               </w:rPr>
-              <w:t xml:space="preserve">Atividade Prática 3 (entrega até a Aula 4): aplicar as etapas 4 a 6 do ciclo a uma pergunta simples sobre a base de locação</w:t>
+              <w:t xml:space="preserve">Atividade Prática 3 (entrega junto com o trabalho final): aplicar as etapas 4 a 6 do ciclo a uma pergunta simples sobre a base de locação</w:t>
             </w:r>
             <w:r>
               <w:rPr>
@@ -10380,7 +10158,15 @@
                 <w:szCs w:val="20"/>
                 <w:rtl w:val="0"/>
               </w:rPr>
-              <w:t xml:space="preserve">Correção comentada da Atividade 3</w:t>
+              <w:t xml:space="preserve">A lógica dos testes de hipóteses para advogados: analogia com o ônus da prova. Exerc</w:t>
+            </w:r>
+            <w:r>
+              <w:rPr>
+                <w:sz w:val="20"/>
+                <w:szCs w:val="20"/>
+                <w:rtl w:val="0"/>
+              </w:rPr>
+              <w:t xml:space="preserve">ício da moeda (10 lançamentos x 1.000 lançamentos para testar hipótese de viés. Proporção de “cara” = 60%. Em um caso rejeita H0 e no outro não. Introdução ao p valor e intervalo de confiança)</w:t>
             </w:r>
             <w:r>
               <w:rPr>
@@ -10491,15 +10277,7 @@
                 <w:szCs w:val="20"/>
                 <w:rtl w:val="0"/>
               </w:rPr>
-              <w:t xml:space="preserve">A lógica dos testes de hipóteses para advogados: analogia com o ônus da prova. Exerc</w:t>
-            </w:r>
-            <w:r>
-              <w:rPr>
-                <w:sz w:val="20"/>
-                <w:szCs w:val="20"/>
-                <w:rtl w:val="0"/>
-              </w:rPr>
-              <w:t xml:space="preserve">ício da moeda (10 lançamentos x 1.000 lançamentos para testar hipótese de viés. Proporção de “cara” = 60%. Em um caso rejeita H0 e no outro não. Introdução ao p valor e intervalo de confiança)</w:t>
+              <w:t xml:space="preserve">P-valor e significância estatística: o que é, o que não é, o que o advogado deve extrair disso</w:t>
             </w:r>
             <w:r>
               <w:rPr>
@@ -10610,7 +10388,7 @@
                 <w:szCs w:val="20"/>
                 <w:rtl w:val="0"/>
               </w:rPr>
-              <w:t xml:space="preserve">P-valor e significância estatística: o que é, o que não é, o que o advogado deve extrair disso</w:t>
+              <w:t xml:space="preserve">Teste qui-quadrado: há associação entre vara e resultado? (demonstração prática)</w:t>
             </w:r>
             <w:r>
               <w:rPr>
@@ -10721,7 +10499,7 @@
                 <w:szCs w:val="20"/>
                 <w:rtl w:val="0"/>
               </w:rPr>
-              <w:t xml:space="preserve">Teste qui-quadrado: há associação entre vara e resultado? (demonstração prática)</w:t>
+              <w:t xml:space="preserve">Comparação de médias: quando duas varas julgam de fato diferente?</w:t>
             </w:r>
             <w:r>
               <w:rPr>
@@ -10767,117 +10545,6 @@
                 <w:rtl w:val="0"/>
               </w:rPr>
               <w:t xml:space="preserve">5</w:t>
-            </w:r>
-            <w:r>
-              <w:rPr>
-                <w:rtl w:val="0"/>
-              </w:rPr>
-            </w:r>
-          </w:p>
-        </w:tc>
-        <w:tc>
-          <w:tcPr>
-            <w:tcBorders>
-              <w:top w:color="bfbfbf" w:space="0" w:sz="4" w:val="single"/>
-              <w:left w:color="bfbfbf" w:space="0" w:sz="4" w:val="single"/>
-              <w:bottom w:color="bfbfbf" w:space="0" w:sz="4" w:val="single"/>
-              <w:right w:color="bfbfbf" w:space="0" w:sz="4" w:val="single"/>
-            </w:tcBorders>
-            <w:tcMar>
-              <w:top w:w="100.0" w:type="dxa"/>
-              <w:left w:w="140.0" w:type="dxa"/>
-              <w:bottom w:w="100.0" w:type="dxa"/>
-              <w:right w:w="140.0" w:type="dxa"/>
-            </w:tcMar>
-          </w:tcPr>
-          <w:p>
-            <w:pPr>
-              <w:jc w:val="left"/>
-              <w:rPr/>
-            </w:pPr>
-            <w:r>
-              <w:rPr>
-                <w:rtl w:val="0"/>
-              </w:rPr>
-            </w:r>
-          </w:p>
-        </w:tc>
-        <w:tc>
-          <w:tcPr>
-            <w:tcBorders>
-              <w:top w:color="bfbfbf" w:space="0" w:sz="4" w:val="single"/>
-              <w:left w:color="bfbfbf" w:space="0" w:sz="4" w:val="single"/>
-              <w:bottom w:color="bfbfbf" w:space="0" w:sz="4" w:val="single"/>
-              <w:right w:color="bfbfbf" w:space="0" w:sz="4" w:val="single"/>
-            </w:tcBorders>
-            <w:tcMar>
-              <w:top w:w="100.0" w:type="dxa"/>
-              <w:left w:w="140.0" w:type="dxa"/>
-              <w:bottom w:w="100.0" w:type="dxa"/>
-              <w:right w:w="140.0" w:type="dxa"/>
-            </w:tcMar>
-          </w:tcPr>
-          <w:p>
-            <w:pPr>
-              <w:jc w:val="left"/>
-              <w:rPr/>
-            </w:pPr>
-            <w:r>
-              <w:rPr>
-                <w:rFonts w:ascii="Arial" w:cs="Arial" w:eastAsia="Arial" w:hAnsi="Arial"/>
-                <w:b w:val="0"/>
-                <w:bCs w:val="0"/>
-                <w:color w:val="000000"/>
-                <w:sz w:val="20"/>
-                <w:szCs w:val="20"/>
-                <w:rtl w:val="0"/>
-              </w:rPr>
-              <w:t xml:space="preserve">Comparação de médias: quando duas varas julgam de fato diferente?</w:t>
-            </w:r>
-            <w:r>
-              <w:rPr>
-                <w:rtl w:val="0"/>
-              </w:rPr>
-            </w:r>
-          </w:p>
-        </w:tc>
-      </w:tr>
-      <w:tr>
-        <w:trPr>
-          <w:cantSplit w:val="0"/>
-          <w:tblHeader w:val="0"/>
-        </w:trPr>
-        <w:tc>
-          <w:tcPr>
-            <w:tcBorders>
-              <w:top w:color="bfbfbf" w:space="0" w:sz="4" w:val="single"/>
-              <w:left w:color="bfbfbf" w:space="0" w:sz="4" w:val="single"/>
-              <w:bottom w:color="bfbfbf" w:space="0" w:sz="4" w:val="single"/>
-              <w:right w:color="bfbfbf" w:space="0" w:sz="4" w:val="single"/>
-            </w:tcBorders>
-            <w:tcMar>
-              <w:top w:w="100.0" w:type="dxa"/>
-              <w:left w:w="140.0" w:type="dxa"/>
-              <w:bottom w:w="100.0" w:type="dxa"/>
-              <w:right w:w="140.0" w:type="dxa"/>
-            </w:tcMar>
-          </w:tcPr>
-          <w:p>
-            <w:pPr>
-              <w:jc w:val="center"/>
-              <w:rPr/>
-            </w:pPr>
-            <w:r>
-              <w:rPr>
-                <w:rFonts w:ascii="Arial" w:cs="Arial" w:eastAsia="Arial" w:hAnsi="Arial"/>
-                <w:b w:val="0"/>
-                <w:bCs w:val="0"/>
-                <w:color w:val="000000"/>
-                <w:sz w:val="20"/>
-                <w:szCs w:val="20"/>
-                <w:rtl w:val="0"/>
-              </w:rPr>
-              <w:t xml:space="preserve">6</w:t>
             </w:r>
             <w:r>
               <w:rPr>
@@ -10996,7 +10663,7 @@
                 <w:szCs w:val="20"/>
                 <w:rtl w:val="0"/>
               </w:rPr>
-              <w:t xml:space="preserve">7</w:t>
+              <w:t xml:space="preserve">6</w:t>
             </w:r>
             <w:r>
               <w:rPr>
@@ -11107,7 +10774,7 @@
                 <w:szCs w:val="20"/>
                 <w:rtl w:val="0"/>
               </w:rPr>
-              <w:t xml:space="preserve">8</w:t>
+              <w:t xml:space="preserve">7</w:t>
             </w:r>
             <w:r>
               <w:rPr>
@@ -12490,7 +12157,7 @@
                 <w:szCs w:val="20"/>
                 <w:rtl w:val="0"/>
               </w:rPr>
-              <w:t xml:space="preserve">Atividade Prática 4 (entrega até a Aula 5): interpretar resultados dos 4 modelos em um cenário do XY&amp;A e recomendar uma decisão</w:t>
+              <w:t xml:space="preserve">Atividade Prática 4 (entrega junto com o trabalho final): interpretar resultados dos 4 modelos em um cenário do XY&amp;A e recomendar uma decisão</w:t>
             </w:r>
             <w:r>
               <w:rPr>
@@ -12841,7 +12508,27 @@
                 <w:szCs w:val="20"/>
                 <w:rtl w:val="0"/>
               </w:rPr>
-              <w:t xml:space="preserve">Correção comentada da Atividade 4</w:t>
+              <w:t xml:space="preserve">Por que a IA mudou o jogo para o advogado jurimetrista</w:t>
+            </w:r>
+            <w:r>
+              <w:rPr>
+                <w:sz w:val="20"/>
+                <w:szCs w:val="20"/>
+                <w:rtl w:val="0"/>
+              </w:rPr>
+              <w:t xml:space="preserve">,</w:t>
+            </w:r>
+            <w:r>
+              <w:rPr>
+                <w:rFonts w:ascii="Arial" w:cs="Arial" w:eastAsia="Arial" w:hAnsi="Arial"/>
+                <w:b w:val="0"/>
+                <w:bCs w:val="0"/>
+                <w:color w:val="000000"/>
+                <w:sz w:val="20"/>
+                <w:szCs w:val="20"/>
+                <w:rtl w:val="0"/>
+              </w:rPr>
+              <w:t xml:space="preserve"> e o que continua sendo insubstituível no humano</w:t>
             </w:r>
             <w:r>
               <w:rPr>
@@ -12952,27 +12639,7 @@
                 <w:szCs w:val="20"/>
                 <w:rtl w:val="0"/>
               </w:rPr>
-              <w:t xml:space="preserve">Por que a IA mudou o jogo para o advogado jurimetrista</w:t>
-            </w:r>
-            <w:r>
-              <w:rPr>
-                <w:sz w:val="20"/>
-                <w:szCs w:val="20"/>
-                <w:rtl w:val="0"/>
-              </w:rPr>
-              <w:t xml:space="preserve">,</w:t>
-            </w:r>
-            <w:r>
-              <w:rPr>
-                <w:rFonts w:ascii="Arial" w:cs="Arial" w:eastAsia="Arial" w:hAnsi="Arial"/>
-                <w:b w:val="0"/>
-                <w:bCs w:val="0"/>
-                <w:color w:val="000000"/>
-                <w:sz w:val="20"/>
-                <w:szCs w:val="20"/>
-                <w:rtl w:val="0"/>
-              </w:rPr>
-              <w:t xml:space="preserve"> e o que continua sendo insubstituível no humano</w:t>
+              <w:t xml:space="preserve">Revisitando o ciclo da ciência de dados: das 6 etapas em modo raiz (Aulas 2 e 3) para o modo com IA</w:t>
             </w:r>
             <w:r>
               <w:rPr>
@@ -13005,9 +12672,6 @@
           <w:p>
             <w:pPr>
               <w:jc w:val="center"/>
-              <w:rPr/>
-            </w:pPr>
-            <w:r>
               <w:rPr>
                 <w:rFonts w:ascii="Arial" w:cs="Arial" w:eastAsia="Arial" w:hAnsi="Arial"/>
                 <w:b w:val="0"/>
@@ -13015,6 +12679,12 @@
                 <w:color w:val="000000"/>
                 <w:sz w:val="20"/>
                 <w:szCs w:val="20"/>
+              </w:rPr>
+            </w:pPr>
+            <w:r>
+              <w:rPr>
+                <w:sz w:val="20"/>
+                <w:szCs w:val="20"/>
                 <w:rtl w:val="0"/>
               </w:rPr>
               <w:t xml:space="preserve">3</w:t>
@@ -13071,9 +12741,6 @@
           <w:p>
             <w:pPr>
               <w:jc w:val="left"/>
-              <w:rPr/>
-            </w:pPr>
-            <w:r>
               <w:rPr>
                 <w:rFonts w:ascii="Arial" w:cs="Arial" w:eastAsia="Arial" w:hAnsi="Arial"/>
                 <w:b w:val="0"/>
@@ -13081,9 +12748,15 @@
                 <w:color w:val="000000"/>
                 <w:sz w:val="20"/>
                 <w:szCs w:val="20"/>
-                <w:rtl w:val="0"/>
-              </w:rPr>
-              <w:t xml:space="preserve">Revisitando o ciclo da ciência de dados: das 6 etapas em modo raiz (Aulas 2 e 3) para o modo com IA</w:t>
+              </w:rPr>
+            </w:pPr>
+            <w:r>
+              <w:rPr>
+                <w:sz w:val="20"/>
+                <w:szCs w:val="20"/>
+                <w:rtl w:val="0"/>
+              </w:rPr>
+              <w:t xml:space="preserve">Antes: Engenharia de prompt. Um prompt bom formulado precisa conter 5 elementos: Contexto, Role, Task delimitation, Chain ou though e, quando aplicável, few-shot.</w:t>
             </w:r>
             <w:r>
               <w:rPr>
@@ -13116,6 +12789,71 @@
           <w:p>
             <w:pPr>
               <w:jc w:val="center"/>
+              <w:rPr/>
+            </w:pPr>
+            <w:r>
+              <w:rPr>
+                <w:sz w:val="20"/>
+                <w:szCs w:val="20"/>
+                <w:rtl w:val="0"/>
+              </w:rPr>
+              <w:t xml:space="preserve">4</w:t>
+            </w:r>
+            <w:r>
+              <w:rPr>
+                <w:rtl w:val="0"/>
+              </w:rPr>
+            </w:r>
+          </w:p>
+        </w:tc>
+        <w:tc>
+          <w:tcPr>
+            <w:tcBorders>
+              <w:top w:color="bfbfbf" w:space="0" w:sz="4" w:val="single"/>
+              <w:left w:color="bfbfbf" w:space="0" w:sz="4" w:val="single"/>
+              <w:bottom w:color="bfbfbf" w:space="0" w:sz="4" w:val="single"/>
+              <w:right w:color="bfbfbf" w:space="0" w:sz="4" w:val="single"/>
+            </w:tcBorders>
+            <w:tcMar>
+              <w:top w:w="100.0" w:type="dxa"/>
+              <w:left w:w="140.0" w:type="dxa"/>
+              <w:bottom w:w="100.0" w:type="dxa"/>
+              <w:right w:w="140.0" w:type="dxa"/>
+            </w:tcMar>
+          </w:tcPr>
+          <w:p>
+            <w:pPr>
+              <w:jc w:val="left"/>
+              <w:rPr/>
+            </w:pPr>
+            <w:r>
+              <w:rPr>
+                <w:rtl w:val="0"/>
+              </w:rPr>
+            </w:r>
+          </w:p>
+        </w:tc>
+        <w:tc>
+          <w:tcPr>
+            <w:tcBorders>
+              <w:top w:color="bfbfbf" w:space="0" w:sz="4" w:val="single"/>
+              <w:left w:color="bfbfbf" w:space="0" w:sz="4" w:val="single"/>
+              <w:bottom w:color="bfbfbf" w:space="0" w:sz="4" w:val="single"/>
+              <w:right w:color="bfbfbf" w:space="0" w:sz="4" w:val="single"/>
+            </w:tcBorders>
+            <w:tcMar>
+              <w:top w:w="100.0" w:type="dxa"/>
+              <w:left w:w="140.0" w:type="dxa"/>
+              <w:bottom w:w="100.0" w:type="dxa"/>
+              <w:right w:w="140.0" w:type="dxa"/>
+            </w:tcMar>
+          </w:tcPr>
+          <w:p>
+            <w:pPr>
+              <w:jc w:val="left"/>
+              <w:rPr/>
+            </w:pPr>
+            <w:r>
               <w:rPr>
                 <w:rFonts w:ascii="Arial" w:cs="Arial" w:eastAsia="Arial" w:hAnsi="Arial"/>
                 <w:b w:val="0"/>
@@ -13123,84 +12861,9 @@
                 <w:color w:val="000000"/>
                 <w:sz w:val="20"/>
                 <w:szCs w:val="20"/>
-              </w:rPr>
-            </w:pPr>
-            <w:r>
-              <w:rPr>
-                <w:sz w:val="20"/>
-                <w:szCs w:val="20"/>
-                <w:rtl w:val="0"/>
-              </w:rPr>
-              <w:t xml:space="preserve">4</w:t>
-            </w:r>
-            <w:r>
-              <w:rPr>
-                <w:rtl w:val="0"/>
-              </w:rPr>
-            </w:r>
-          </w:p>
-        </w:tc>
-        <w:tc>
-          <w:tcPr>
-            <w:tcBorders>
-              <w:top w:color="bfbfbf" w:space="0" w:sz="4" w:val="single"/>
-              <w:left w:color="bfbfbf" w:space="0" w:sz="4" w:val="single"/>
-              <w:bottom w:color="bfbfbf" w:space="0" w:sz="4" w:val="single"/>
-              <w:right w:color="bfbfbf" w:space="0" w:sz="4" w:val="single"/>
-            </w:tcBorders>
-            <w:tcMar>
-              <w:top w:w="100.0" w:type="dxa"/>
-              <w:left w:w="140.0" w:type="dxa"/>
-              <w:bottom w:w="100.0" w:type="dxa"/>
-              <w:right w:w="140.0" w:type="dxa"/>
-            </w:tcMar>
-          </w:tcPr>
-          <w:p>
-            <w:pPr>
-              <w:jc w:val="left"/>
-              <w:rPr/>
-            </w:pPr>
-            <w:r>
-              <w:rPr>
-                <w:rtl w:val="0"/>
-              </w:rPr>
-            </w:r>
-          </w:p>
-        </w:tc>
-        <w:tc>
-          <w:tcPr>
-            <w:tcBorders>
-              <w:top w:color="bfbfbf" w:space="0" w:sz="4" w:val="single"/>
-              <w:left w:color="bfbfbf" w:space="0" w:sz="4" w:val="single"/>
-              <w:bottom w:color="bfbfbf" w:space="0" w:sz="4" w:val="single"/>
-              <w:right w:color="bfbfbf" w:space="0" w:sz="4" w:val="single"/>
-            </w:tcBorders>
-            <w:tcMar>
-              <w:top w:w="100.0" w:type="dxa"/>
-              <w:left w:w="140.0" w:type="dxa"/>
-              <w:bottom w:w="100.0" w:type="dxa"/>
-              <w:right w:w="140.0" w:type="dxa"/>
-            </w:tcMar>
-          </w:tcPr>
-          <w:p>
-            <w:pPr>
-              <w:jc w:val="left"/>
-              <w:rPr>
-                <w:rFonts w:ascii="Arial" w:cs="Arial" w:eastAsia="Arial" w:hAnsi="Arial"/>
-                <w:b w:val="0"/>
-                <w:bCs w:val="0"/>
-                <w:color w:val="000000"/>
-                <w:sz w:val="20"/>
-                <w:szCs w:val="20"/>
-              </w:rPr>
-            </w:pPr>
-            <w:r>
-              <w:rPr>
-                <w:sz w:val="20"/>
-                <w:szCs w:val="20"/>
-                <w:rtl w:val="0"/>
-              </w:rPr>
-              <w:t xml:space="preserve">Antes: Engenharia de prompt. Um prompt bom formulado precisa conter 5 elementos: Contexto, Role, Task delimitation, Chain ou though e, quando aplicável, few-shot.</w:t>
+                <w:rtl w:val="0"/>
+              </w:rPr>
+              <w:t xml:space="preserve">Etapa 1 com IA — Transformar pergunta jurídica em pergunta investigável usando chat (ChatGPT/Claude)</w:t>
             </w:r>
             <w:r>
               <w:rPr>
@@ -13307,7 +12970,7 @@
                 <w:szCs w:val="20"/>
                 <w:rtl w:val="0"/>
               </w:rPr>
-              <w:t xml:space="preserve">Etapa 1 com IA — Transformar pergunta jurídica em pergunta investigável usando chat (ChatGPT/Claude)</w:t>
+              <w:t xml:space="preserve">Demonstração: pergunta vaga vira pergunta investigável em minutos, com iteração crítica</w:t>
             </w:r>
             <w:r>
               <w:rPr>
@@ -13414,7 +13077,7 @@
                 <w:szCs w:val="20"/>
                 <w:rtl w:val="0"/>
               </w:rPr>
-              <w:t xml:space="preserve">Demonstração: pergunta vaga vira pergunta investigável em minutos, com iteração crítica</w:t>
+              <w:t xml:space="preserve">Etapa 2 com IA — Mapeamento de informações necessárias como brainstorm estruturado (ainda dependente de análise jurídica humana)</w:t>
             </w:r>
             <w:r>
               <w:rPr>
@@ -13521,7 +13184,27 @@
                 <w:szCs w:val="20"/>
                 <w:rtl w:val="0"/>
               </w:rPr>
-              <w:t xml:space="preserve">Etapa 2 com IA — Mapeamento de informações necessárias como brainstorm estruturado (ainda dependente de análise jurídica humana)</w:t>
+              <w:t xml:space="preserve">Etapa 3 com IA — </w:t>
+            </w:r>
+            <w:r>
+              <w:rPr>
+                <w:sz w:val="20"/>
+                <w:szCs w:val="20"/>
+                <w:rtl w:val="0"/>
+              </w:rPr>
+              <w:t xml:space="preserve">Estruturação</w:t>
+            </w:r>
+            <w:r>
+              <w:rPr>
+                <w:rFonts w:ascii="Arial" w:cs="Arial" w:eastAsia="Arial" w:hAnsi="Arial"/>
+                <w:b w:val="0"/>
+                <w:bCs w:val="0"/>
+                <w:color w:val="000000"/>
+                <w:sz w:val="20"/>
+                <w:szCs w:val="20"/>
+                <w:rtl w:val="0"/>
+              </w:rPr>
+              <w:t xml:space="preserve"> acelerada com RAG (Retrieval-Augmented Generation): o que é, para que serve, quais os limites</w:t>
             </w:r>
             <w:r>
               <w:rPr>
@@ -13563,133 +13246,6 @@
                 <w:rtl w:val="0"/>
               </w:rPr>
               <w:t xml:space="preserve">8</w:t>
-            </w:r>
-            <w:r>
-              <w:rPr>
-                <w:rtl w:val="0"/>
-              </w:rPr>
-            </w:r>
-          </w:p>
-        </w:tc>
-        <w:tc>
-          <w:tcPr>
-            <w:tcBorders>
-              <w:top w:color="bfbfbf" w:space="0" w:sz="4" w:val="single"/>
-              <w:left w:color="bfbfbf" w:space="0" w:sz="4" w:val="single"/>
-              <w:bottom w:color="bfbfbf" w:space="0" w:sz="4" w:val="single"/>
-              <w:right w:color="bfbfbf" w:space="0" w:sz="4" w:val="single"/>
-            </w:tcBorders>
-            <w:tcMar>
-              <w:top w:w="100.0" w:type="dxa"/>
-              <w:left w:w="140.0" w:type="dxa"/>
-              <w:bottom w:w="100.0" w:type="dxa"/>
-              <w:right w:w="140.0" w:type="dxa"/>
-            </w:tcMar>
-          </w:tcPr>
-          <w:p>
-            <w:pPr>
-              <w:jc w:val="left"/>
-              <w:rPr/>
-            </w:pPr>
-            <w:r>
-              <w:rPr>
-                <w:rtl w:val="0"/>
-              </w:rPr>
-            </w:r>
-          </w:p>
-        </w:tc>
-        <w:tc>
-          <w:tcPr>
-            <w:tcBorders>
-              <w:top w:color="bfbfbf" w:space="0" w:sz="4" w:val="single"/>
-              <w:left w:color="bfbfbf" w:space="0" w:sz="4" w:val="single"/>
-              <w:bottom w:color="bfbfbf" w:space="0" w:sz="4" w:val="single"/>
-              <w:right w:color="bfbfbf" w:space="0" w:sz="4" w:val="single"/>
-            </w:tcBorders>
-            <w:tcMar>
-              <w:top w:w="100.0" w:type="dxa"/>
-              <w:left w:w="140.0" w:type="dxa"/>
-              <w:bottom w:w="100.0" w:type="dxa"/>
-              <w:right w:w="140.0" w:type="dxa"/>
-            </w:tcMar>
-          </w:tcPr>
-          <w:p>
-            <w:pPr>
-              <w:jc w:val="left"/>
-              <w:rPr/>
-            </w:pPr>
-            <w:r>
-              <w:rPr>
-                <w:rFonts w:ascii="Arial" w:cs="Arial" w:eastAsia="Arial" w:hAnsi="Arial"/>
-                <w:b w:val="0"/>
-                <w:bCs w:val="0"/>
-                <w:color w:val="000000"/>
-                <w:sz w:val="20"/>
-                <w:szCs w:val="20"/>
-                <w:rtl w:val="0"/>
-              </w:rPr>
-              <w:t xml:space="preserve">Etapa 3 com IA — </w:t>
-            </w:r>
-            <w:r>
-              <w:rPr>
-                <w:sz w:val="20"/>
-                <w:szCs w:val="20"/>
-                <w:rtl w:val="0"/>
-              </w:rPr>
-              <w:t xml:space="preserve">Estruturação</w:t>
-            </w:r>
-            <w:r>
-              <w:rPr>
-                <w:rFonts w:ascii="Arial" w:cs="Arial" w:eastAsia="Arial" w:hAnsi="Arial"/>
-                <w:b w:val="0"/>
-                <w:bCs w:val="0"/>
-                <w:color w:val="000000"/>
-                <w:sz w:val="20"/>
-                <w:szCs w:val="20"/>
-                <w:rtl w:val="0"/>
-              </w:rPr>
-              <w:t xml:space="preserve"> acelerada com RAG (Retrieval-Augmented Generation): o que é, para que serve, quais os limites</w:t>
-            </w:r>
-            <w:r>
-              <w:rPr>
-                <w:rtl w:val="0"/>
-              </w:rPr>
-            </w:r>
-          </w:p>
-        </w:tc>
-      </w:tr>
-      <w:tr>
-        <w:trPr>
-          <w:cantSplit w:val="0"/>
-          <w:tblHeader w:val="0"/>
-        </w:trPr>
-        <w:tc>
-          <w:tcPr>
-            <w:tcBorders>
-              <w:top w:color="bfbfbf" w:space="0" w:sz="4" w:val="single"/>
-              <w:left w:color="bfbfbf" w:space="0" w:sz="4" w:val="single"/>
-              <w:bottom w:color="bfbfbf" w:space="0" w:sz="4" w:val="single"/>
-              <w:right w:color="bfbfbf" w:space="0" w:sz="4" w:val="single"/>
-            </w:tcBorders>
-            <w:tcMar>
-              <w:top w:w="100.0" w:type="dxa"/>
-              <w:left w:w="140.0" w:type="dxa"/>
-              <w:bottom w:w="100.0" w:type="dxa"/>
-              <w:right w:w="140.0" w:type="dxa"/>
-            </w:tcMar>
-          </w:tcPr>
-          <w:p>
-            <w:pPr>
-              <w:jc w:val="center"/>
-              <w:rPr/>
-            </w:pPr>
-            <w:r>
-              <w:rPr>
-                <w:sz w:val="20"/>
-                <w:szCs w:val="20"/>
-                <w:rtl w:val="0"/>
-              </w:rPr>
-              <w:t xml:space="preserve">9</w:t>
             </w:r>
             <w:r>
               <w:rPr>
